--- a/NanoVNA_Handbok_V4-2.docx
+++ b/NanoVNA_Handbok_V4-2.docx
@@ -2471,6 +2471,43 @@
       <w:r>
         <w:t>Boken inleds med arbetsmetodiken – hur man tänker när man mäter – eftersom den kunskapen behövs direkt från kapitel ett. Därefter följer de tekniska avsnitten om kalibrering, antennmätning, koax, filter och avancerade tekniker. Bilagorna fungerar som referensmaterial vid mätbordet.</w:t>
       </w:r>
+    </w:p>
+    <w:p>
+      <w:pPr>
+        <w:pStyle w:val="Rubrik2"/>
+      </w:pPr>
+      <w:r>
+        <w:t>Om det här bokens tillkomst</w:t>
+      </w:r>
+    </w:p>
+    <w:p>
+      <w:pPr>
+        <w:spacing w:after="160"/>
+      </w:pPr>
+      <w:r>
+        <w:t xml:space="preserve">Delar av den här handboken har tagits fram med stöd av AI-verktyg, primärt Claude från </w:t>
+      </w:r>
+      <w:proofErr w:type="spellStart"/>
+      <w:r>
+        <w:t>Anthropic</w:t>
+      </w:r>
+      <w:proofErr w:type="spellEnd"/>
+      <w:r>
+        <w:t xml:space="preserve">. Det gäller struktur, formuleringar, illustrationer och en del av det pedagogiska upplägget. Allt tekniskt innehåll har granskats och ansvaras för av författaren, som har mer än trettio års praktisk erfarenhet av amatörradio och RF-teknik. </w:t>
+      </w:r>
+      <w:proofErr w:type="spellStart"/>
+      <w:r>
+        <w:t>AI:n</w:t>
+      </w:r>
+      <w:proofErr w:type="spellEnd"/>
+      <w:r>
+        <w:t xml:space="preserve"> har fungerat som ett effektivt redskap – ungefär som NanoVNA självt: ett verktyg som ger bättre resultat i händerna på någon som förstår vad som mäts.</w:t>
+      </w:r>
+    </w:p>
+    <w:p>
+      <w:pPr>
+        <w:spacing w:after="160"/>
+      </w:pPr>
     </w:p>
     <w:p>
       <w:pPr>
@@ -24475,7 +24512,6 @@
   <w:style w:type="character" w:default="1" w:styleId="Standardstycketeckensnitt">
     <w:name w:val="Default Paragraph Font"/>
     <w:uiPriority w:val="1"/>
-    <w:semiHidden/>
     <w:unhideWhenUsed/>
   </w:style>
   <w:style w:type="table" w:default="1" w:styleId="Normaltabell">
